--- a/sro-docs/sro/ЯРД/templates/02_Доверенность.docx
+++ b/sro-docs/sro/ЯРД/templates/02_Доверенность.docx
@@ -22,7 +22,7 @@
           <w:sz w:val="28"/>
           <w:szCs w:val="28"/>
         </w:rPr>
-        <w:t xml:space="preserve">{{legal_form_short}} </w:t>
+        <w:t xml:space="preserve">{{company_short_display}}</w:t>
       </w:r>
       <w:r>
         <w:rPr>
@@ -33,7 +33,7 @@
           <w:szCs w:val="28"/>
           <w:highlight w:val="lightGray"/>
         </w:rPr>
-        <w:t>«</w:t>
+        <w:t xml:space="preserve"/>
       </w:r>
       <w:r>
         <w:rPr>
@@ -44,7 +44,7 @@
           <w:szCs w:val="28"/>
           <w:highlight w:val="lightGray"/>
         </w:rPr>
-        <w:t xml:space="preserve">{{short_name_bare}}</w:t>
+        <w:t xml:space="preserve"/>
       </w:r>
       <w:r>
         <w:rPr>
@@ -55,7 +55,7 @@
           <w:szCs w:val="28"/>
           <w:highlight w:val="lightGray"/>
         </w:rPr>
-        <w:t>»</w:t>
+        <w:t xml:space="preserve"/>
       </w:r>
     </w:p>
     <w:p>
@@ -306,7 +306,7 @@
           <w:sz w:val="22"/>
           <w:szCs w:val="22"/>
         </w:rPr>
-        <w:t xml:space="preserve">{{legal_form_full}} </w:t>
+        <w:t xml:space="preserve">{{company_full_display}}</w:t>
       </w:r>
       <w:proofErr w:type="gramStart"/>
       <w:r>
@@ -317,17 +317,17 @@
           <w:sz w:val="22"/>
           <w:szCs w:val="22"/>
         </w:rPr>
-        <w:t>«</w:t>
-      </w:r>
-      <w:r>
-        <w:rPr>
-          <w:rStyle w:val="a3"/>
-          <w:rFonts w:ascii="Arial" w:hAnsi="Arial" w:cs="Arial"/>
-          <w:i w:val="0"/>
-          <w:sz w:val="22"/>
-          <w:szCs w:val="22"/>
-        </w:rPr>
-        <w:t xml:space="preserve">{{company_name_bare}}</w:t>
+        <w:t xml:space="preserve"/>
+      </w:r>
+      <w:r>
+        <w:rPr>
+          <w:rStyle w:val="a3"/>
+          <w:rFonts w:ascii="Arial" w:hAnsi="Arial" w:cs="Arial"/>
+          <w:i w:val="0"/>
+          <w:sz w:val="22"/>
+          <w:szCs w:val="22"/>
+        </w:rPr>
+        <w:t xml:space="preserve"/>
       </w:r>
       <w:proofErr w:type="gramEnd"/>
       <w:r>
@@ -368,7 +368,7 @@
           <w:sz w:val="22"/>
           <w:szCs w:val="22"/>
         </w:rPr>
-        <w:t>»</w:t>
+        <w:t xml:space="preserve"/>
       </w:r>
       <w:r>
         <w:rPr>
@@ -1130,7 +1130,7 @@
           <w:sz w:val="22"/>
           <w:szCs w:val="22"/>
         </w:rPr>
-        <w:t xml:space="preserve">{{legal_form_short}} «{{short_name_bare}}»   __________________________    /{{director_short_name}}/ </w:t>
+        <w:t xml:space="preserve">{{company_short_display}}   __________________________    /{{director_short_name}}/ </w:t>
       </w:r>
       <w:r>
         <w:rPr>

--- a/sro-docs/sro/ЯРД/templates/02_Доверенность.docx
+++ b/sro-docs/sro/ЯРД/templates/02_Доверенность.docx
@@ -1130,7 +1130,7 @@
           <w:sz w:val="22"/>
           <w:szCs w:val="22"/>
         </w:rPr>
-        <w:t xml:space="preserve">{{company_short_display}}   __________________________    /{{director_short_name}}/ </w:t>
+        <w:t xml:space="preserve">{{signatory_name}}   __________________________    /{{director_short_name}}/ </w:t>
       </w:r>
       <w:r>
         <w:rPr>
